--- a/docs/JavaCandidateTask_developer-1.docx
+++ b/docs/JavaCandidateTask_developer-1.docx
@@ -1,9 +1,10 @@
 
 <file path=word/document.xml><?xml version="1.0" encoding="utf-8"?>
-<w:document xmlns:wpc="http://schemas.microsoft.com/office/word/2010/wordprocessingCanvas" xmlns:cx="http://schemas.microsoft.com/office/drawing/2014/chartex" xmlns:cx1="http://schemas.microsoft.com/office/drawing/2015/9/8/chartex" xmlns:mc="http://schemas.openxmlformats.org/markup-compatibility/2006" xmlns:o="urn:schemas-microsoft-com:office:office" xmlns:r="http://schemas.openxmlformats.org/officeDocument/2006/relationships" xmlns:m="http://schemas.openxmlformats.org/officeDocument/2006/math" xmlns:v="urn:schemas-microsoft-com:vml" xmlns:wp14="http://schemas.microsoft.com/office/word/2010/wordprocessingDrawing" xmlns:wp="http://schemas.openxmlformats.org/drawingml/2006/wordprocessingDrawing" xmlns:w10="urn:schemas-microsoft-com:office:word" xmlns:w="http://schemas.openxmlformats.org/wordprocessingml/2006/main" xmlns:w14="http://schemas.microsoft.com/office/word/2010/wordml" xmlns:w15="http://schemas.microsoft.com/office/word/2012/wordml" xmlns:w16se="http://schemas.microsoft.com/office/word/2015/wordml/symex" xmlns:wpg="http://schemas.microsoft.com/office/word/2010/wordprocessingGroup" xmlns:wpi="http://schemas.microsoft.com/office/word/2010/wordprocessingInk" xmlns:wne="http://schemas.microsoft.com/office/word/2006/wordml" xmlns:wps="http://schemas.microsoft.com/office/word/2010/wordprocessingShape" mc:Ignorable="w14 w15 w16se wp14">
+<w:document xmlns:o="urn:schemas-microsoft-com:office:office" xmlns:r="http://schemas.openxmlformats.org/officeDocument/2006/relationships" xmlns:v="urn:schemas-microsoft-com:vml" xmlns:w="http://schemas.openxmlformats.org/wordprocessingml/2006/main" xmlns:w10="urn:schemas-microsoft-com:office:word" xmlns:wp="http://schemas.openxmlformats.org/drawingml/2006/wordprocessingDrawing" xmlns:pic="http://schemas.openxmlformats.org/drawingml/2006/picture" xmlns:wps="http://schemas.microsoft.com/office/word/2010/wordprocessingShape" xmlns:wpg="http://schemas.microsoft.com/office/word/2010/wordprocessingGroup" xmlns:mc="http://schemas.openxmlformats.org/markup-compatibility/2006" xmlns:wp14="http://schemas.microsoft.com/office/word/2010/wordprocessingDrawing" xmlns:w14="http://schemas.microsoft.com/office/word/2010/wordml" xmlns:w15="http://schemas.microsoft.com/office/word/2012/wordml" mc:Ignorable="w14 wp14 w15">
   <w:body>
     <w:p>
       <w:pPr>
+        <w:pStyle w:val="Normal"/>
         <w:jc w:val="center"/>
         <w:rPr>
           <w:b/>
@@ -22,6 +23,7 @@
     </w:p>
     <w:p>
       <w:pPr>
+        <w:pStyle w:val="Normal"/>
         <w:rPr>
           <w:b/>
           <w:sz w:val="28"/>
@@ -38,22 +40,30 @@
       </w:r>
     </w:p>
     <w:p>
-      <w:r>
-        <w:t>Да се създаде приложение фасада (наричано GATEWAY), което да</w:t>
-      </w:r>
-      <w:r>
-        <w:t xml:space="preserve"> предоставя данни за валути на </w:t>
-      </w:r>
-      <w:r>
-        <w:t>различен тип клиенти.</w:t>
-      </w:r>
-    </w:p>
-    <w:p>
+      <w:pPr>
+        <w:pStyle w:val="Normal"/>
+        <w:rPr/>
+      </w:pPr>
+      <w:r>
+        <w:rPr/>
+        <w:t>Да се създаде приложение фасада (наричано GATEWAY), което да предоставя данни за валути на различен тип клиенти.</w:t>
+      </w:r>
+    </w:p>
+    <w:p>
+      <w:pPr>
+        <w:pStyle w:val="Normal"/>
+        <w:rPr/>
+      </w:pPr>
+      <w:r>
+        <w:rPr/>
+      </w:r>
       <w:bookmarkStart w:id="0" w:name="_GoBack"/>
-      <w:bookmarkEnd w:id="0"/>
-    </w:p>
-    <w:p>
-      <w:pPr>
+      <w:bookmarkStart w:id="1" w:name="_GoBack"/>
+      <w:bookmarkEnd w:id="1"/>
+    </w:p>
+    <w:p>
+      <w:pPr>
+        <w:pStyle w:val="Normal"/>
         <w:rPr>
           <w:b/>
           <w:sz w:val="28"/>
@@ -70,16 +80,26 @@
       </w:r>
     </w:p>
     <w:p>
-      <w:r>
+      <w:pPr>
+        <w:pStyle w:val="Normal"/>
+        <w:rPr/>
+      </w:pPr>
+      <w:r>
+        <w:rPr/>
         <w:t>Следната диаграма илюстрира инфраструктурата на приложението</w:t>
       </w:r>
     </w:p>
     <w:p>
-      <w:r>
+      <w:pPr>
+        <w:pStyle w:val="Normal"/>
+        <w:rPr/>
+      </w:pPr>
+      <w:r>
+        <w:rPr/>
         <w:drawing>
-          <wp:inline distT="0" distB="0" distL="0" distR="0" wp14:anchorId="60ACE0B5" wp14:editId="1C608D78">
+          <wp:inline distT="0" distB="0" distL="0" distR="0">
             <wp:extent cx="5760720" cy="3860165"/>
-            <wp:effectExtent l="0" t="0" r="0" b="6985"/>
+            <wp:effectExtent l="0" t="0" r="0" b="0"/>
             <wp:docPr id="1" name="Picture 1"/>
             <wp:cNvGraphicFramePr>
               <a:graphicFrameLocks xmlns:a="http://schemas.openxmlformats.org/drawingml/2006/main" noChangeAspect="1"/>
@@ -88,16 +108,18 @@
               <a:graphicData uri="http://schemas.openxmlformats.org/drawingml/2006/picture">
                 <pic:pic xmlns:pic="http://schemas.openxmlformats.org/drawingml/2006/picture">
                   <pic:nvPicPr>
-                    <pic:cNvPr id="1" name=""/>
-                    <pic:cNvPicPr/>
+                    <pic:cNvPr id="1" name="Picture 1"/>
+                    <pic:cNvPicPr>
+                      <a:picLocks noChangeAspect="1" noChangeArrowheads="1"/>
+                    </pic:cNvPicPr>
                   </pic:nvPicPr>
                   <pic:blipFill>
-                    <a:blip r:embed="rId4"/>
+                    <a:blip r:embed="rId2"/>
                     <a:stretch>
                       <a:fillRect/>
                     </a:stretch>
                   </pic:blipFill>
-                  <pic:spPr>
+                  <pic:spPr bwMode="auto">
                     <a:xfrm>
                       <a:off x="0" y="0"/>
                       <a:ext cx="5760720" cy="3860165"/>
@@ -105,6 +127,7 @@
                     <a:prstGeom prst="rect">
                       <a:avLst/>
                     </a:prstGeom>
+                    <a:noFill/>
                   </pic:spPr>
                 </pic:pic>
               </a:graphicData>
@@ -113,9 +136,18 @@
         </w:drawing>
       </w:r>
     </w:p>
-    <w:p/>
-    <w:p>
-      <w:pPr>
+    <w:p>
+      <w:pPr>
+        <w:pStyle w:val="Normal"/>
+        <w:rPr/>
+      </w:pPr>
+      <w:r>
+        <w:rPr/>
+      </w:r>
+    </w:p>
+    <w:p>
+      <w:pPr>
+        <w:pStyle w:val="Normal"/>
         <w:rPr>
           <w:b/>
           <w:sz w:val="28"/>
@@ -132,39 +164,35 @@
       </w:r>
     </w:p>
     <w:p>
-      <w:r>
+      <w:pPr>
+        <w:pStyle w:val="Normal"/>
+        <w:rPr/>
+      </w:pPr>
+      <w:r>
+        <w:rPr/>
         <w:t>Системата се състои от следните компоненти:</w:t>
       </w:r>
     </w:p>
     <w:p>
       <w:pPr>
+        <w:pStyle w:val="Normal"/>
         <w:ind w:firstLine="708"/>
-      </w:pPr>
-      <w:r>
-        <w:t>1. Събира текущи данни за валутите предоставяни от https://fixer.io/, които да съхранява в релационна база данни. Обновяването на данните трябв</w:t>
-      </w:r>
-      <w:r>
-        <w:t xml:space="preserve">а да се случва на предефиниран </w:t>
-      </w:r>
-      <w:r>
-        <w:t>интервал от време, посредством конфигурация</w:t>
-      </w:r>
-    </w:p>
-    <w:p>
-      <w:pPr>
+        <w:rPr/>
+      </w:pPr>
+      <w:r>
+        <w:rPr/>
+        <w:t>1. Събира текущи данни за валутите предоставяни от https://fixer.io/, които да съхранява в релационна база данни. Обновяването на данните трябва да се случва на предефиниран интервал от време, посредством конфигурация</w:t>
+      </w:r>
+    </w:p>
+    <w:p>
+      <w:pPr>
+        <w:pStyle w:val="Normal"/>
         <w:ind w:firstLine="708"/>
-      </w:pPr>
-      <w:r>
-        <w:t>2. Предоставя две публични REST API за външни сервизи EXT_SERVICE_1 и EXT_SERVICE_2 работещи съответно с Content-type application/json и application/xml</w:t>
-      </w:r>
-      <w:r>
-        <w:t xml:space="preserve">. Връщаната информация съдържа </w:t>
-      </w:r>
-      <w:r>
-        <w:t>данни от fixer.io, като структурата на респонса е по твой избор, н</w:t>
-      </w:r>
-      <w:r>
-        <w:t>о в съответствие с Content-type</w:t>
+        <w:rPr/>
+      </w:pPr>
+      <w:r>
+        <w:rPr/>
+        <w:t>2. Предоставя две публични REST API за външни сервизи EXT_SERVICE_1 и EXT_SERVICE_2 работещи съответно с Content-type application/json и application/xml. Връщаната информация съдържа данни от fixer.io, като структурата на респонса е по твой избор, но в съответствие с Content-type</w:t>
       </w:r>
       <w:r>
         <w:rPr>
@@ -173,148 +201,312 @@
         <w:t xml:space="preserve"> </w:t>
       </w:r>
       <w:r>
+        <w:rPr/>
         <w:t>поддържан от външния сервиз. Следват подробности и примери:</w:t>
       </w:r>
     </w:p>
     <w:p>
       <w:pPr>
-        <w:rPr>
-          <w:b/>
-        </w:rPr>
-      </w:pPr>
-    </w:p>
-    <w:p>
-      <w:pPr>
-        <w:rPr>
-          <w:b/>
-        </w:rPr>
-      </w:pPr>
-    </w:p>
-    <w:p>
-      <w:r>
-        <w:rPr>
-          <w:b/>
-        </w:rPr>
-        <w:lastRenderedPageBreak/>
+        <w:pStyle w:val="Normal"/>
+        <w:rPr>
+          <w:b/>
+        </w:rPr>
+      </w:pPr>
+      <w:r>
+        <w:rPr>
+          <w:b/>
+        </w:rPr>
+      </w:r>
+    </w:p>
+    <w:p>
+      <w:pPr>
+        <w:pStyle w:val="Normal"/>
+        <w:rPr>
+          <w:b/>
+        </w:rPr>
+      </w:pPr>
+      <w:r>
+        <w:rPr>
+          <w:b/>
+        </w:rPr>
+      </w:r>
+    </w:p>
+    <w:p>
+      <w:pPr>
+        <w:pStyle w:val="Normal"/>
+        <w:rPr/>
+      </w:pPr>
+      <w:r>
+        <w:rPr>
+          <w:b/>
+        </w:rPr>
         <w:t>JSON API:</w:t>
       </w:r>
       <w:r>
+        <w:rPr/>
         <w:t xml:space="preserve"> Поддържа два ендпойнта, които приемат следните POST рикуести:</w:t>
       </w:r>
     </w:p>
     <w:p>
-      <w:r>
+      <w:pPr>
+        <w:pStyle w:val="Normal"/>
+        <w:rPr/>
+      </w:pPr>
+      <w:r>
+        <w:rPr/>
         <w:t>/json_api/current</w:t>
       </w:r>
     </w:p>
     <w:p>
-      <w:r>
+      <w:pPr>
+        <w:pStyle w:val="Normal"/>
+        <w:rPr/>
+      </w:pPr>
+      <w:r>
+        <w:rPr/>
         <w:t>{</w:t>
       </w:r>
     </w:p>
     <w:p>
-      <w:r>
-        <w:t xml:space="preserve"> "requestId": "b89577fe-8c37-4962-8af3-7cb89a245160",</w:t>
-      </w:r>
-    </w:p>
-    <w:p>
-      <w:r>
-        <w:t xml:space="preserve"> "timestamp": 1586335186721, // UTC </w:t>
-      </w:r>
-    </w:p>
-    <w:p>
-      <w:r>
-        <w:t xml:space="preserve"> "client": "1234",</w:t>
-      </w:r>
-    </w:p>
-    <w:p>
-      <w:r>
-        <w:t>“currency”:”EUR”</w:t>
-      </w:r>
-    </w:p>
-    <w:p>
-      <w:r>
+      <w:pPr>
+        <w:pStyle w:val="Normal"/>
+        <w:rPr/>
+      </w:pPr>
+      <w:r>
+        <w:rPr/>
+        <w:t xml:space="preserve"> </w:t>
+      </w:r>
+      <w:r>
+        <w:rPr/>
+        <w:t>"requestId": "b89577fe-8c37-4962-8af3-7cb89a245160",</w:t>
+      </w:r>
+    </w:p>
+    <w:p>
+      <w:pPr>
+        <w:pStyle w:val="Normal"/>
+        <w:rPr/>
+      </w:pPr>
+      <w:r>
+        <w:rPr/>
+        <w:t xml:space="preserve"> </w:t>
+      </w:r>
+      <w:r>
+        <w:rPr/>
+        <w:t xml:space="preserve">"timestamp": 1586335186721, // UTC </w:t>
+      </w:r>
+    </w:p>
+    <w:p>
+      <w:pPr>
+        <w:pStyle w:val="Normal"/>
+        <w:rPr/>
+      </w:pPr>
+      <w:r>
+        <w:rPr/>
+        <w:t xml:space="preserve"> </w:t>
+      </w:r>
+      <w:r>
+        <w:rPr/>
+        <w:t>"client": "1234",</w:t>
+      </w:r>
+    </w:p>
+    <w:p>
+      <w:pPr>
+        <w:pStyle w:val="Normal"/>
+        <w:rPr/>
+      </w:pPr>
+      <w:r>
+        <w:rPr/>
+        <w:t>“</w:t>
+      </w:r>
+      <w:r>
+        <w:rPr/>
+        <w:t>currency”:”EUR”</w:t>
+      </w:r>
+    </w:p>
+    <w:p>
+      <w:pPr>
+        <w:pStyle w:val="Normal"/>
+        <w:rPr/>
+      </w:pPr>
+      <w:r>
+        <w:rPr/>
         <w:t>}</w:t>
       </w:r>
     </w:p>
     <w:p>
-      <w:r>
+      <w:pPr>
+        <w:pStyle w:val="Normal"/>
+        <w:rPr/>
+      </w:pPr>
+      <w:r>
+        <w:rPr/>
         <w:t xml:space="preserve">Обработката на този рикуест изисква проверка за дублиране на рикуест с даденото id. В случай </w:t>
       </w:r>
     </w:p>
     <w:p>
-      <w:r>
+      <w:pPr>
+        <w:pStyle w:val="Normal"/>
+        <w:rPr/>
+      </w:pPr>
+      <w:r>
+        <w:rPr/>
         <w:t xml:space="preserve">на дублиране системата връща грешка. Полето client, идентифицира краен клиент. При </w:t>
       </w:r>
     </w:p>
     <w:p>
-      <w:r>
-        <w:t>нормално изпълнение на рикуеста, респонса съдържа последни</w:t>
-      </w:r>
-      <w:r>
-        <w:t xml:space="preserve">те постъпили в системата данни </w:t>
-      </w:r>
-      <w:r>
-        <w:t>за съответната валута</w:t>
-      </w:r>
-    </w:p>
-    <w:p>
-      <w:r>
+      <w:pPr>
+        <w:pStyle w:val="Normal"/>
+        <w:rPr/>
+      </w:pPr>
+      <w:r>
+        <w:rPr/>
+        <w:t>нормално изпълнение на рикуеста, респонса съдържа последните постъпили в системата данни за съответната валута</w:t>
+      </w:r>
+    </w:p>
+    <w:p>
+      <w:pPr>
+        <w:pStyle w:val="Normal"/>
+        <w:rPr/>
+      </w:pPr>
+      <w:r>
+        <w:rPr/>
         <w:t>/json_api/history</w:t>
       </w:r>
     </w:p>
     <w:p>
-      <w:r>
+      <w:pPr>
+        <w:pStyle w:val="Normal"/>
+        <w:rPr/>
+      </w:pPr>
+      <w:r>
+        <w:rPr/>
         <w:t>{</w:t>
       </w:r>
     </w:p>
     <w:p>
-      <w:r>
-        <w:t xml:space="preserve"> "requestId": "b89577fe-8c37-4962-8af3-7cb89a24q909",</w:t>
-      </w:r>
-    </w:p>
-    <w:p>
-      <w:r>
-        <w:t xml:space="preserve"> "timestamp": 1586335186721,</w:t>
-      </w:r>
-    </w:p>
-    <w:p>
-      <w:r>
-        <w:t xml:space="preserve"> "client": "1234",</w:t>
-      </w:r>
-    </w:p>
-    <w:p>
-      <w:r>
-        <w:t>“currency”:”EUR”,</w:t>
-      </w:r>
-    </w:p>
-    <w:p>
-      <w:r>
-        <w:t xml:space="preserve"> "period": 24</w:t>
-      </w:r>
-    </w:p>
-    <w:p>
-      <w:r>
+      <w:pPr>
+        <w:pStyle w:val="Normal"/>
+        <w:rPr/>
+      </w:pPr>
+      <w:r>
+        <w:rPr/>
+        <w:t xml:space="preserve"> </w:t>
+      </w:r>
+      <w:r>
+        <w:rPr/>
+        <w:t>"requestId": "b89577fe-8c37-4962-8af3-7cb89a24q909",</w:t>
+      </w:r>
+    </w:p>
+    <w:p>
+      <w:pPr>
+        <w:pStyle w:val="Normal"/>
+        <w:rPr/>
+      </w:pPr>
+      <w:r>
+        <w:rPr/>
+        <w:t xml:space="preserve"> </w:t>
+      </w:r>
+      <w:r>
+        <w:rPr/>
+        <w:t>"timestamp": 1586335186721,</w:t>
+      </w:r>
+    </w:p>
+    <w:p>
+      <w:pPr>
+        <w:pStyle w:val="Normal"/>
+        <w:rPr/>
+      </w:pPr>
+      <w:r>
+        <w:rPr/>
+        <w:t xml:space="preserve"> </w:t>
+      </w:r>
+      <w:r>
+        <w:rPr/>
+        <w:t>"client": "1234",</w:t>
+      </w:r>
+    </w:p>
+    <w:p>
+      <w:pPr>
+        <w:pStyle w:val="Normal"/>
+        <w:rPr/>
+      </w:pPr>
+      <w:r>
+        <w:rPr/>
+        <w:t>“</w:t>
+      </w:r>
+      <w:r>
+        <w:rPr/>
+        <w:t>currency”:”EUR”,</w:t>
+      </w:r>
+    </w:p>
+    <w:p>
+      <w:pPr>
+        <w:pStyle w:val="Normal"/>
+        <w:rPr/>
+      </w:pPr>
+      <w:r>
+        <w:rPr/>
+        <w:t xml:space="preserve"> </w:t>
+      </w:r>
+      <w:r>
+        <w:rPr/>
+        <w:t>"period": 24</w:t>
+      </w:r>
+    </w:p>
+    <w:p>
+      <w:pPr>
+        <w:pStyle w:val="Normal"/>
+        <w:rPr/>
+      </w:pPr>
+      <w:r>
+        <w:rPr/>
         <w:t>}</w:t>
       </w:r>
     </w:p>
     <w:p>
-      <w:r>
+      <w:pPr>
+        <w:pStyle w:val="Normal"/>
+        <w:rPr/>
+      </w:pPr>
+      <w:r>
+        <w:rPr/>
         <w:t xml:space="preserve">Този рикуест изисква отново проверка за дублиране на рикуест. Респонса съдържа списък с </w:t>
       </w:r>
     </w:p>
     <w:p>
-      <w:r>
+      <w:pPr>
+        <w:pStyle w:val="Normal"/>
+        <w:rPr/>
+      </w:pPr>
+      <w:r>
+        <w:rPr/>
         <w:t xml:space="preserve">натрупаните данни, за съответната валута през зададения период. Времевия интервал се </w:t>
       </w:r>
     </w:p>
     <w:p>
-      <w:r>
+      <w:pPr>
+        <w:pStyle w:val="Normal"/>
+        <w:rPr/>
+      </w:pPr>
+      <w:r>
+        <w:rPr/>
         <w:t>интерпретира като часове и е цяло число.</w:t>
       </w:r>
     </w:p>
-    <w:p/>
-    <w:p>
+    <w:p>
+      <w:pPr>
+        <w:pStyle w:val="Normal"/>
+        <w:rPr/>
+      </w:pPr>
+      <w:r>
+        <w:rPr/>
+      </w:r>
+    </w:p>
+    <w:p>
+      <w:pPr>
+        <w:pStyle w:val="Normal"/>
+        <w:rPr/>
+      </w:pPr>
       <w:r>
         <w:rPr>
           <w:b/>
@@ -322,94 +514,176 @@
         <w:t>XML API:</w:t>
       </w:r>
       <w:r>
+        <w:rPr/>
         <w:t xml:space="preserve"> Предоставя единствен ендпойнт за пост рикуести, които могат да са в следния формат:</w:t>
       </w:r>
     </w:p>
     <w:p>
-      <w:r>
+      <w:pPr>
+        <w:pStyle w:val="Normal"/>
+        <w:rPr/>
+      </w:pPr>
+      <w:r>
+        <w:rPr/>
         <w:t>/xml_api/command:</w:t>
       </w:r>
     </w:p>
     <w:p>
-      <w:r>
+      <w:pPr>
+        <w:pStyle w:val="Normal"/>
+        <w:rPr/>
+      </w:pPr>
+      <w:r>
+        <w:rPr/>
         <w:t>- За текущи данни</w:t>
       </w:r>
     </w:p>
     <w:p>
-      <w:r>
+      <w:pPr>
+        <w:pStyle w:val="Normal"/>
+        <w:rPr/>
+      </w:pPr>
+      <w:r>
+        <w:rPr/>
         <w:t>&lt;command id="1234" &gt;</w:t>
       </w:r>
     </w:p>
     <w:p>
-      <w:r>
+      <w:pPr>
+        <w:pStyle w:val="Normal"/>
+        <w:rPr/>
+      </w:pPr>
+      <w:r>
+        <w:rPr/>
         <w:t>&lt;get consumer="13617162" &gt;</w:t>
       </w:r>
     </w:p>
     <w:p>
-      <w:r>
+      <w:pPr>
+        <w:pStyle w:val="Normal"/>
+        <w:rPr/>
+      </w:pPr>
+      <w:r>
+        <w:rPr/>
         <w:t>&lt;currency&gt;EUR&lt;/currency&gt;</w:t>
       </w:r>
     </w:p>
     <w:p>
-      <w:r>
+      <w:pPr>
+        <w:pStyle w:val="Normal"/>
+        <w:rPr/>
+      </w:pPr>
+      <w:r>
+        <w:rPr/>
         <w:t>&lt;/get&gt;</w:t>
       </w:r>
     </w:p>
     <w:p>
-      <w:r>
-        <w:lastRenderedPageBreak/>
+      <w:pPr>
+        <w:pStyle w:val="Normal"/>
+        <w:rPr/>
+      </w:pPr>
+      <w:r>
+        <w:rPr/>
         <w:t>&lt;/command&gt;</w:t>
       </w:r>
     </w:p>
     <w:p>
-      <w:r>
+      <w:pPr>
+        <w:pStyle w:val="Normal"/>
+        <w:rPr/>
+      </w:pPr>
+      <w:r>
+        <w:rPr/>
         <w:t>- Статистика за период</w:t>
       </w:r>
     </w:p>
     <w:p>
-      <w:r>
+      <w:pPr>
+        <w:pStyle w:val="Normal"/>
+        <w:rPr/>
+      </w:pPr>
+      <w:r>
+        <w:rPr/>
         <w:t>&lt;command id="1234-8785" &gt;</w:t>
       </w:r>
     </w:p>
     <w:p>
-      <w:r>
+      <w:pPr>
+        <w:pStyle w:val="Normal"/>
+        <w:rPr/>
+      </w:pPr>
+      <w:r>
+        <w:rPr/>
         <w:t>&lt;history consumer="13617162" currency=“EUR” period=”24” /&gt;</w:t>
       </w:r>
     </w:p>
     <w:p>
-      <w:r>
+      <w:pPr>
+        <w:pStyle w:val="Normal"/>
+        <w:rPr/>
+      </w:pPr>
+      <w:r>
+        <w:rPr/>
         <w:t>&lt;/command&gt;</w:t>
       </w:r>
     </w:p>
-    <w:p/>
-    <w:p>
-      <w:r>
+    <w:p>
+      <w:pPr>
+        <w:pStyle w:val="Normal"/>
+        <w:rPr/>
+      </w:pPr>
+      <w:r>
+        <w:rPr/>
+      </w:r>
+    </w:p>
+    <w:p>
+      <w:pPr>
+        <w:pStyle w:val="Normal"/>
+        <w:rPr/>
+      </w:pPr>
+      <w:r>
+        <w:rPr/>
         <w:t xml:space="preserve">Атрибутът id в тага command, идентифицира уникално рикуеста. Атрибутът consumer, да се </w:t>
       </w:r>
     </w:p>
     <w:p>
-      <w:r>
+      <w:pPr>
+        <w:pStyle w:val="Normal"/>
+        <w:rPr/>
+      </w:pPr>
+      <w:r>
+        <w:rPr/>
         <w:t xml:space="preserve">интерпретира като ид на краен потребител. Проверка за дублиране на рикуести също трябва да </w:t>
       </w:r>
     </w:p>
     <w:p>
-      <w:r>
+      <w:pPr>
+        <w:pStyle w:val="Normal"/>
+        <w:rPr/>
+      </w:pPr>
+      <w:r>
+        <w:rPr/>
         <w:t>се имплементира.</w:t>
       </w:r>
     </w:p>
-    <w:p/>
-    <w:p>
-      <w:r>
-        <w:t>3. Да събира унифицирана статистическа информация (service name/i</w:t>
-      </w:r>
-      <w:r>
-        <w:t xml:space="preserve">d - EXT_SERVICE_Х, request id, </w:t>
-      </w:r>
-      <w:r>
-        <w:t xml:space="preserve">time (UTC), end client id) в релационна база данни, </w:t>
-      </w:r>
-      <w:r>
-        <w:t>относно постъпилите рикуести oт</w:t>
+    <w:p>
+      <w:pPr>
+        <w:pStyle w:val="Normal"/>
+        <w:rPr/>
+      </w:pPr>
+      <w:r>
+        <w:rPr/>
+      </w:r>
+    </w:p>
+    <w:p>
+      <w:pPr>
+        <w:pStyle w:val="Normal"/>
+        <w:rPr/>
+      </w:pPr>
+      <w:r>
+        <w:rPr/>
+        <w:t>3. Да събира унифицирана статистическа информация (service name/id - EXT_SERVICE_Х, request id, time (UTC), end client id) в релационна база данни, относно постъпилите рикуести oт</w:t>
       </w:r>
       <w:r>
         <w:rPr>
@@ -418,23 +692,32 @@
         <w:t xml:space="preserve"> </w:t>
       </w:r>
       <w:r>
+        <w:rPr/>
         <w:t>EXT_SERVICE_1 и EXT_SERVICE_2</w:t>
       </w:r>
     </w:p>
     <w:p>
-      <w:r>
-        <w:t>4. Да препраща през месидж брокер, унифицираната информация з</w:t>
-      </w:r>
-      <w:r>
-        <w:t xml:space="preserve">а постъпващи рикуести, както и </w:t>
-      </w:r>
-      <w:r>
-        <w:t>за валутните курсове.</w:t>
-      </w:r>
-    </w:p>
-    <w:p/>
-    <w:p>
-      <w:pPr>
+      <w:pPr>
+        <w:pStyle w:val="Normal"/>
+        <w:rPr/>
+      </w:pPr>
+      <w:r>
+        <w:rPr/>
+        <w:t>4. Да препраща през месидж брокер, унифицираната информация за постъпващи рикуести, както и за валутните курсове.</w:t>
+      </w:r>
+    </w:p>
+    <w:p>
+      <w:pPr>
+        <w:pStyle w:val="Normal"/>
+        <w:rPr/>
+      </w:pPr>
+      <w:r>
+        <w:rPr/>
+      </w:r>
+    </w:p>
+    <w:p>
+      <w:pPr>
+        <w:pStyle w:val="Normal"/>
         <w:rPr>
           <w:b/>
           <w:sz w:val="28"/>
@@ -451,66 +734,58 @@
       </w:r>
     </w:p>
     <w:p>
-      <w:r>
-        <w:t>Разполагаш е Java 8+, Spring boot 2.4+, Hibernate, Redis, RabbitMQ/ K</w:t>
-      </w:r>
-      <w:r>
-        <w:t xml:space="preserve">afka/RedisStreams, като месидж </w:t>
-      </w:r>
-      <w:r>
-        <w:t>брокер, Postgres/MySQL, Maven. Напълно приемливо е да използваш</w:t>
-      </w:r>
-      <w:r>
-        <w:t xml:space="preserve"> Hibernate за генериране на дб </w:t>
-      </w:r>
-      <w:r>
-        <w:t>схема. Особено важно е да използваш максимално възможностите, които</w:t>
-      </w:r>
-      <w:r>
-        <w:t xml:space="preserve"> предоставя Spring, т.е. да не </w:t>
-      </w:r>
-      <w:r>
-        <w:t xml:space="preserve">включваш странични библиотеки, ако Spring предоставя решение. </w:t>
-      </w:r>
-      <w:r>
-        <w:t xml:space="preserve">Използвай максимално и стартер </w:t>
-      </w:r>
-      <w:r>
-        <w:t>библиотеките на Spring, които намериш за подходящи</w:t>
-      </w:r>
-    </w:p>
-    <w:p>
-      <w:r>
+      <w:pPr>
+        <w:pStyle w:val="Normal"/>
+        <w:rPr/>
+      </w:pPr>
+      <w:r>
+        <w:rPr/>
+        <w:t>Разполагаш е Java 8+, Spring boot 2.4+, Hibernate, Redis, RabbitMQ/ Kafka/RedisStreams, като месидж брокер, Postgres/MySQL, Maven. Напълно приемливо е да използваш Hibernate за генериране на дб схема. Особено важно е да използваш максимално възможностите, които предоставя Spring, т.е. да не включваш странични библиотеки, ако Spring предоставя решение. Използвай максимално и стартер библиотеките на Spring, които намериш за подходящи</w:t>
+      </w:r>
+    </w:p>
+    <w:p>
+      <w:pPr>
+        <w:pStyle w:val="Normal"/>
+        <w:rPr/>
+      </w:pPr>
+      <w:r>
+        <w:rPr/>
         <w:t>Допълнения</w:t>
       </w:r>
     </w:p>
     <w:p>
-      <w:r>
-        <w:t xml:space="preserve">Целта на задачата, е да определи нивото ти на подготвеност. Не е </w:t>
-      </w:r>
-      <w:r>
-        <w:t xml:space="preserve">задължително да покриеш всички </w:t>
-      </w:r>
-      <w:r>
-        <w:t>функционалности. Изисква се да осигуриш достъп до git репозитори по твой избор.</w:t>
+      <w:pPr>
+        <w:pStyle w:val="Normal"/>
+        <w:widowControl/>
+        <w:bidi w:val="0"/>
+        <w:spacing w:lineRule="auto" w:line="259" w:before="0" w:after="160"/>
+        <w:jc w:val="start"/>
+        <w:rPr/>
+      </w:pPr>
+      <w:r>
+        <w:rPr/>
+        <w:t>Целта на задачата, е да определи нивото ти на подготвеност. Не е задължително да покриеш всички функционалности. Изисква се да осигуриш достъп до git репозитори по твой избор.</w:t>
       </w:r>
     </w:p>
     <w:sectPr>
+      <w:type w:val="nextPage"/>
       <w:pgSz w:w="11906" w:h="16838"/>
-      <w:pgMar w:top="1417" w:right="1417" w:bottom="1417" w:left="1417" w:header="709" w:footer="709" w:gutter="0"/>
-      <w:cols w:space="708"/>
-      <w:docGrid w:linePitch="360"/>
+      <w:pgMar w:left="1417" w:right="1417" w:gutter="0" w:header="0" w:top="1417" w:footer="0" w:bottom="1417"/>
+      <w:pgNumType w:fmt="decimal"/>
+      <w:formProt w:val="false"/>
+      <w:textDirection w:val="lrTb"/>
+      <w:docGrid w:type="default" w:linePitch="360" w:charSpace="0"/>
     </w:sectPr>
   </w:body>
 </w:document>
 </file>
 
 <file path=word/styles.xml><?xml version="1.0" encoding="utf-8"?>
-<w:styles xmlns:mc="http://schemas.openxmlformats.org/markup-compatibility/2006" xmlns:r="http://schemas.openxmlformats.org/officeDocument/2006/relationships" xmlns:w="http://schemas.openxmlformats.org/wordprocessingml/2006/main" xmlns:w14="http://schemas.microsoft.com/office/word/2010/wordml" xmlns:w15="http://schemas.microsoft.com/office/word/2012/wordml" xmlns:w16se="http://schemas.microsoft.com/office/word/2015/wordml/symex" mc:Ignorable="w14 w15 w16se">
+<w:styles xmlns:w="http://schemas.openxmlformats.org/wordprocessingml/2006/main" xmlns:w14="http://schemas.microsoft.com/office/word/2010/wordml" xmlns:mc="http://schemas.openxmlformats.org/markup-compatibility/2006" mc:Ignorable="w14">
   <w:docDefaults>
     <w:rPrDefault>
       <w:rPr>
-        <w:rFonts w:asciiTheme="minorHAnsi" w:eastAsiaTheme="minorHAnsi" w:hAnsiTheme="minorHAnsi" w:cstheme="minorBidi"/>
+        <w:rFonts w:ascii="Calibri" w:hAnsi="Calibri" w:eastAsia="Calibri" w:cs="" w:asciiTheme="minorHAnsi" w:cstheme="minorBidi" w:eastAsiaTheme="minorHAnsi" w:hAnsiTheme="minorHAnsi"/>
         <w:sz w:val="22"/>
         <w:szCs w:val="22"/>
         <w:lang w:val="bg-BG" w:eastAsia="en-US" w:bidi="ar-SA"/>
@@ -518,21 +793,21 @@
     </w:rPrDefault>
     <w:pPrDefault>
       <w:pPr>
-        <w:spacing w:after="160" w:line="259" w:lineRule="auto"/>
+        <w:suppressAutoHyphens w:val="true"/>
       </w:pPr>
     </w:pPrDefault>
   </w:docDefaults>
   <w:latentStyles w:defLockedState="0" w:defUIPriority="99" w:defSemiHidden="0" w:defUnhideWhenUsed="0" w:defQFormat="0" w:count="371">
     <w:lsdException w:name="Normal" w:uiPriority="0" w:qFormat="1"/>
     <w:lsdException w:name="heading 1" w:uiPriority="9" w:qFormat="1"/>
-    <w:lsdException w:name="heading 2" w:semiHidden="1" w:uiPriority="9" w:unhideWhenUsed="1" w:qFormat="1"/>
-    <w:lsdException w:name="heading 3" w:semiHidden="1" w:uiPriority="9" w:unhideWhenUsed="1" w:qFormat="1"/>
-    <w:lsdException w:name="heading 4" w:semiHidden="1" w:uiPriority="9" w:unhideWhenUsed="1" w:qFormat="1"/>
-    <w:lsdException w:name="heading 5" w:semiHidden="1" w:uiPriority="9" w:unhideWhenUsed="1" w:qFormat="1"/>
-    <w:lsdException w:name="heading 6" w:semiHidden="1" w:uiPriority="9" w:unhideWhenUsed="1" w:qFormat="1"/>
-    <w:lsdException w:name="heading 7" w:semiHidden="1" w:uiPriority="9" w:unhideWhenUsed="1" w:qFormat="1"/>
-    <w:lsdException w:name="heading 8" w:semiHidden="1" w:uiPriority="9" w:unhideWhenUsed="1" w:qFormat="1"/>
-    <w:lsdException w:name="heading 9" w:semiHidden="1" w:uiPriority="9" w:unhideWhenUsed="1" w:qFormat="1"/>
+    <w:lsdException w:name="heading 2" w:uiPriority="9" w:semiHidden="1" w:unhideWhenUsed="1" w:qFormat="1"/>
+    <w:lsdException w:name="heading 3" w:uiPriority="9" w:semiHidden="1" w:unhideWhenUsed="1" w:qFormat="1"/>
+    <w:lsdException w:name="heading 4" w:uiPriority="9" w:semiHidden="1" w:unhideWhenUsed="1" w:qFormat="1"/>
+    <w:lsdException w:name="heading 5" w:uiPriority="9" w:semiHidden="1" w:unhideWhenUsed="1" w:qFormat="1"/>
+    <w:lsdException w:name="heading 6" w:uiPriority="9" w:semiHidden="1" w:unhideWhenUsed="1" w:qFormat="1"/>
+    <w:lsdException w:name="heading 7" w:uiPriority="9" w:semiHidden="1" w:unhideWhenUsed="1" w:qFormat="1"/>
+    <w:lsdException w:name="heading 8" w:uiPriority="9" w:semiHidden="1" w:unhideWhenUsed="1" w:qFormat="1"/>
+    <w:lsdException w:name="heading 9" w:uiPriority="9" w:semiHidden="1" w:unhideWhenUsed="1" w:qFormat="1"/>
     <w:lsdException w:name="index 1" w:semiHidden="1" w:unhideWhenUsed="1"/>
     <w:lsdException w:name="index 2" w:semiHidden="1" w:unhideWhenUsed="1"/>
     <w:lsdException w:name="index 3" w:semiHidden="1" w:unhideWhenUsed="1"/>
@@ -542,22 +817,22 @@
     <w:lsdException w:name="index 7" w:semiHidden="1" w:unhideWhenUsed="1"/>
     <w:lsdException w:name="index 8" w:semiHidden="1" w:unhideWhenUsed="1"/>
     <w:lsdException w:name="index 9" w:semiHidden="1" w:unhideWhenUsed="1"/>
-    <w:lsdException w:name="toc 1" w:semiHidden="1" w:uiPriority="39" w:unhideWhenUsed="1"/>
-    <w:lsdException w:name="toc 2" w:semiHidden="1" w:uiPriority="39" w:unhideWhenUsed="1"/>
-    <w:lsdException w:name="toc 3" w:semiHidden="1" w:uiPriority="39" w:unhideWhenUsed="1"/>
-    <w:lsdException w:name="toc 4" w:semiHidden="1" w:uiPriority="39" w:unhideWhenUsed="1"/>
-    <w:lsdException w:name="toc 5" w:semiHidden="1" w:uiPriority="39" w:unhideWhenUsed="1"/>
-    <w:lsdException w:name="toc 6" w:semiHidden="1" w:uiPriority="39" w:unhideWhenUsed="1"/>
-    <w:lsdException w:name="toc 7" w:semiHidden="1" w:uiPriority="39" w:unhideWhenUsed="1"/>
-    <w:lsdException w:name="toc 8" w:semiHidden="1" w:uiPriority="39" w:unhideWhenUsed="1"/>
-    <w:lsdException w:name="toc 9" w:semiHidden="1" w:uiPriority="39" w:unhideWhenUsed="1"/>
+    <w:lsdException w:name="toc 1" w:uiPriority="39" w:semiHidden="1" w:unhideWhenUsed="1"/>
+    <w:lsdException w:name="toc 2" w:uiPriority="39" w:semiHidden="1" w:unhideWhenUsed="1"/>
+    <w:lsdException w:name="toc 3" w:uiPriority="39" w:semiHidden="1" w:unhideWhenUsed="1"/>
+    <w:lsdException w:name="toc 4" w:uiPriority="39" w:semiHidden="1" w:unhideWhenUsed="1"/>
+    <w:lsdException w:name="toc 5" w:uiPriority="39" w:semiHidden="1" w:unhideWhenUsed="1"/>
+    <w:lsdException w:name="toc 6" w:uiPriority="39" w:semiHidden="1" w:unhideWhenUsed="1"/>
+    <w:lsdException w:name="toc 7" w:uiPriority="39" w:semiHidden="1" w:unhideWhenUsed="1"/>
+    <w:lsdException w:name="toc 8" w:uiPriority="39" w:semiHidden="1" w:unhideWhenUsed="1"/>
+    <w:lsdException w:name="toc 9" w:uiPriority="39" w:semiHidden="1" w:unhideWhenUsed="1"/>
     <w:lsdException w:name="Normal Indent" w:semiHidden="1" w:unhideWhenUsed="1"/>
     <w:lsdException w:name="footnote text" w:semiHidden="1" w:unhideWhenUsed="1"/>
     <w:lsdException w:name="annotation text" w:semiHidden="1" w:unhideWhenUsed="1"/>
     <w:lsdException w:name="header" w:semiHidden="1" w:unhideWhenUsed="1"/>
     <w:lsdException w:name="footer" w:semiHidden="1" w:unhideWhenUsed="1"/>
     <w:lsdException w:name="index heading" w:semiHidden="1" w:unhideWhenUsed="1"/>
-    <w:lsdException w:name="caption" w:semiHidden="1" w:uiPriority="35" w:unhideWhenUsed="1" w:qFormat="1"/>
+    <w:lsdException w:name="caption" w:uiPriority="35" w:semiHidden="1" w:unhideWhenUsed="1" w:qFormat="1"/>
     <w:lsdException w:name="table of figures" w:semiHidden="1" w:unhideWhenUsed="1"/>
     <w:lsdException w:name="envelope address" w:semiHidden="1" w:unhideWhenUsed="1"/>
     <w:lsdException w:name="envelope return" w:semiHidden="1" w:unhideWhenUsed="1"/>
@@ -588,7 +863,7 @@
     <w:lsdException w:name="Title" w:uiPriority="10" w:qFormat="1"/>
     <w:lsdException w:name="Closing" w:semiHidden="1" w:unhideWhenUsed="1"/>
     <w:lsdException w:name="Signature" w:semiHidden="1" w:unhideWhenUsed="1"/>
-    <w:lsdException w:name="Default Paragraph Font" w:semiHidden="1" w:uiPriority="1" w:unhideWhenUsed="1"/>
+    <w:lsdException w:name="Default Paragraph Font" w:uiPriority="1" w:semiHidden="1" w:unhideWhenUsed="1"/>
     <w:lsdException w:name="Body Text" w:semiHidden="1" w:unhideWhenUsed="1"/>
     <w:lsdException w:name="Body Text Indent" w:semiHidden="1" w:unhideWhenUsed="1"/>
     <w:lsdException w:name="List Continue" w:semiHidden="1" w:unhideWhenUsed="1"/>
@@ -788,8 +1063,8 @@
     <w:lsdException w:name="Subtle Reference" w:uiPriority="31" w:qFormat="1"/>
     <w:lsdException w:name="Intense Reference" w:uiPriority="32" w:qFormat="1"/>
     <w:lsdException w:name="Book Title" w:uiPriority="33" w:qFormat="1"/>
-    <w:lsdException w:name="Bibliography" w:semiHidden="1" w:uiPriority="37" w:unhideWhenUsed="1"/>
-    <w:lsdException w:name="TOC Heading" w:semiHidden="1" w:uiPriority="39" w:unhideWhenUsed="1" w:qFormat="1"/>
+    <w:lsdException w:name="Bibliography" w:uiPriority="37" w:semiHidden="1" w:unhideWhenUsed="1"/>
+    <w:lsdException w:name="TOC Heading" w:uiPriority="39" w:semiHidden="1" w:unhideWhenUsed="1" w:qFormat="1"/>
     <w:lsdException w:name="Plain Table 1" w:uiPriority="41"/>
     <w:lsdException w:name="Plain Table 2" w:uiPriority="42"/>
     <w:lsdException w:name="Plain Table 3" w:uiPriority="43"/>
@@ -895,15 +1170,96 @@
     <w:lsdException w:name="List Table 6 Colorful Accent 6" w:uiPriority="51"/>
     <w:lsdException w:name="List Table 7 Colorful Accent 6" w:uiPriority="52"/>
   </w:latentStyles>
-  <w:style w:type="paragraph" w:default="1" w:styleId="Normal">
+  <w:style w:type="paragraph" w:styleId="Normal" w:default="1">
     <w:name w:val="Normal"/>
     <w:qFormat/>
+    <w:pPr>
+      <w:widowControl/>
+      <w:bidi w:val="0"/>
+      <w:spacing w:lineRule="auto" w:line="259" w:before="0" w:after="160"/>
+      <w:jc w:val="start"/>
+    </w:pPr>
+    <w:rPr>
+      <w:rFonts w:ascii="Calibri" w:hAnsi="Calibri" w:eastAsia="Calibri" w:cs="" w:asciiTheme="minorHAnsi" w:cstheme="minorBidi" w:eastAsiaTheme="minorHAnsi" w:hAnsiTheme="minorHAnsi"/>
+      <w:color w:val="auto"/>
+      <w:kern w:val="0"/>
+      <w:sz w:val="22"/>
+      <w:szCs w:val="22"/>
+      <w:lang w:val="bg-BG" w:eastAsia="en-US" w:bidi="ar-SA"/>
+    </w:rPr>
   </w:style>
-  <w:style w:type="character" w:default="1" w:styleId="DefaultParagraphFont">
+  <w:style w:type="character" w:styleId="DefaultParagraphFont" w:default="1">
     <w:name w:val="Default Paragraph Font"/>
     <w:uiPriority w:val="1"/>
     <w:semiHidden/>
     <w:unhideWhenUsed/>
+    <w:qFormat/>
+    <w:rPr/>
+  </w:style>
+  <w:style w:type="paragraph" w:styleId="Heading">
+    <w:name w:val="Heading"/>
+    <w:basedOn w:val="Normal"/>
+    <w:next w:val="BodyText"/>
+    <w:qFormat/>
+    <w:pPr>
+      <w:keepNext w:val="true"/>
+      <w:spacing w:before="240" w:after="120"/>
+    </w:pPr>
+    <w:rPr>
+      <w:rFonts w:ascii="Liberation Sans" w:hAnsi="Liberation Sans" w:eastAsia="Noto Sans CJK SC" w:cs="Noto Sans Devanagari"/>
+      <w:sz w:val="28"/>
+      <w:szCs w:val="28"/>
+    </w:rPr>
+  </w:style>
+  <w:style w:type="paragraph" w:styleId="BodyText">
+    <w:name w:val="Body Text"/>
+    <w:basedOn w:val="Normal"/>
+    <w:pPr>
+      <w:spacing w:lineRule="auto" w:line="276" w:before="0" w:after="140"/>
+    </w:pPr>
+    <w:rPr/>
+  </w:style>
+  <w:style w:type="paragraph" w:styleId="List">
+    <w:name w:val="List"/>
+    <w:basedOn w:val="BodyText"/>
+    <w:pPr/>
+    <w:rPr>
+      <w:rFonts w:cs="Noto Sans Devanagari"/>
+    </w:rPr>
+  </w:style>
+  <w:style w:type="paragraph" w:styleId="Caption">
+    <w:name w:val="caption"/>
+    <w:basedOn w:val="Normal"/>
+    <w:qFormat/>
+    <w:pPr>
+      <w:suppressLineNumbers/>
+      <w:spacing w:before="120" w:after="120"/>
+    </w:pPr>
+    <w:rPr>
+      <w:rFonts w:cs="Noto Sans Devanagari"/>
+      <w:i/>
+      <w:iCs/>
+      <w:sz w:val="24"/>
+      <w:szCs w:val="24"/>
+    </w:rPr>
+  </w:style>
+  <w:style w:type="paragraph" w:styleId="Index">
+    <w:name w:val="Index"/>
+    <w:basedOn w:val="Normal"/>
+    <w:qFormat/>
+    <w:pPr>
+      <w:suppressLineNumbers/>
+    </w:pPr>
+    <w:rPr>
+      <w:rFonts w:cs="Noto Sans Devanagari"/>
+    </w:rPr>
+  </w:style>
+  <w:style w:type="numbering" w:styleId="NoList" w:default="1">
+    <w:name w:val="No List"/>
+    <w:uiPriority w:val="99"/>
+    <w:semiHidden/>
+    <w:unhideWhenUsed/>
+    <w:qFormat/>
   </w:style>
   <w:style w:type="table" w:default="1" w:styleId="TableNormal">
     <w:name w:val="Normal Table"/>
@@ -911,7 +1267,6 @@
     <w:semiHidden/>
     <w:unhideWhenUsed/>
     <w:tblPr>
-      <w:tblInd w:w="0" w:type="dxa"/>
       <w:tblCellMar>
         <w:top w:w="0" w:type="dxa"/>
         <w:left w:w="108" w:type="dxa"/>
@@ -920,171 +1275,101 @@
       </w:tblCellMar>
     </w:tblPr>
   </w:style>
-  <w:style w:type="numbering" w:default="1" w:styleId="NoList">
-    <w:name w:val="No List"/>
-    <w:uiPriority w:val="99"/>
-    <w:semiHidden/>
-    <w:unhideWhenUsed/>
-  </w:style>
 </w:styles>
 </file>
 
 <file path=word/theme/theme1.xml><?xml version="1.0" encoding="utf-8"?>
-<a:theme xmlns:a="http://schemas.openxmlformats.org/drawingml/2006/main" name="Office Theme">
+<a:theme xmlns:a="http://schemas.openxmlformats.org/drawingml/2006/main" xmlns:r="http://schemas.openxmlformats.org/officeDocument/2006/relationships" name="Office Theme">
   <a:themeElements>
     <a:clrScheme name="Office">
       <a:dk1>
-        <a:sysClr val="windowText" lastClr="000000"/>
+        <a:srgbClr val="000000"/>
       </a:dk1>
       <a:lt1>
-        <a:sysClr val="window" lastClr="FFFFFF"/>
+        <a:srgbClr val="ffffff"/>
       </a:lt1>
       <a:dk2>
-        <a:srgbClr val="44546A"/>
+        <a:srgbClr val="44546a"/>
       </a:dk2>
       <a:lt2>
-        <a:srgbClr val="E7E6E6"/>
+        <a:srgbClr val="e7e6e6"/>
       </a:lt2>
       <a:accent1>
-        <a:srgbClr val="5B9BD5"/>
+        <a:srgbClr val="5b9bd5"/>
       </a:accent1>
       <a:accent2>
-        <a:srgbClr val="ED7D31"/>
+        <a:srgbClr val="ed7d31"/>
       </a:accent2>
       <a:accent3>
-        <a:srgbClr val="A5A5A5"/>
+        <a:srgbClr val="a5a5a5"/>
       </a:accent3>
       <a:accent4>
-        <a:srgbClr val="FFC000"/>
+        <a:srgbClr val="ffc000"/>
       </a:accent4>
       <a:accent5>
-        <a:srgbClr val="4472C4"/>
+        <a:srgbClr val="4472c4"/>
       </a:accent5>
       <a:accent6>
-        <a:srgbClr val="70AD47"/>
+        <a:srgbClr val="70ad47"/>
       </a:accent6>
       <a:hlink>
-        <a:srgbClr val="0563C1"/>
+        <a:srgbClr val="0563c1"/>
       </a:hlink>
       <a:folHlink>
-        <a:srgbClr val="954F72"/>
+        <a:srgbClr val="954f72"/>
       </a:folHlink>
     </a:clrScheme>
     <a:fontScheme name="Office">
       <a:majorFont>
-        <a:latin typeface="Calibri Light" panose="020F0302020204030204"/>
+        <a:latin typeface="Calibri Light" panose="020F0302020204030204" pitchFamily="0" charset="1"/>
         <a:ea typeface=""/>
         <a:cs typeface=""/>
-        <a:font script="Jpan" typeface="游ゴシック Light"/>
-        <a:font script="Hang" typeface="맑은 고딕"/>
-        <a:font script="Hans" typeface="等线 Light"/>
-        <a:font script="Hant" typeface="新細明體"/>
-        <a:font script="Arab" typeface="Times New Roman"/>
-        <a:font script="Hebr" typeface="Times New Roman"/>
-        <a:font script="Thai" typeface="Angsana New"/>
-        <a:font script="Ethi" typeface="Nyala"/>
-        <a:font script="Beng" typeface="Vrinda"/>
-        <a:font script="Gujr" typeface="Shruti"/>
-        <a:font script="Khmr" typeface="MoolBoran"/>
-        <a:font script="Knda" typeface="Tunga"/>
-        <a:font script="Guru" typeface="Raavi"/>
-        <a:font script="Cans" typeface="Euphemia"/>
-        <a:font script="Cher" typeface="Plantagenet Cherokee"/>
-        <a:font script="Yiii" typeface="Microsoft Yi Baiti"/>
-        <a:font script="Tibt" typeface="Microsoft Himalaya"/>
-        <a:font script="Thaa" typeface="MV Boli"/>
-        <a:font script="Deva" typeface="Mangal"/>
-        <a:font script="Telu" typeface="Gautami"/>
-        <a:font script="Taml" typeface="Latha"/>
-        <a:font script="Syrc" typeface="Estrangelo Edessa"/>
-        <a:font script="Orya" typeface="Kalinga"/>
-        <a:font script="Mlym" typeface="Kartika"/>
-        <a:font script="Laoo" typeface="DokChampa"/>
-        <a:font script="Sinh" typeface="Iskoola Pota"/>
-        <a:font script="Mong" typeface="Mongolian Baiti"/>
-        <a:font script="Viet" typeface="Times New Roman"/>
-        <a:font script="Uigh" typeface="Microsoft Uighur"/>
-        <a:font script="Geor" typeface="Sylfaen"/>
       </a:majorFont>
       <a:minorFont>
-        <a:latin typeface="Calibri" panose="020F0502020204030204"/>
+        <a:latin typeface="Calibri" panose="020F0502020204030204" pitchFamily="0" charset="1"/>
         <a:ea typeface=""/>
         <a:cs typeface=""/>
-        <a:font script="Jpan" typeface="游明朝"/>
-        <a:font script="Hang" typeface="맑은 고딕"/>
-        <a:font script="Hans" typeface="等线"/>
-        <a:font script="Hant" typeface="新細明體"/>
-        <a:font script="Arab" typeface="Arial"/>
-        <a:font script="Hebr" typeface="Arial"/>
-        <a:font script="Thai" typeface="Cordia New"/>
-        <a:font script="Ethi" typeface="Nyala"/>
-        <a:font script="Beng" typeface="Vrinda"/>
-        <a:font script="Gujr" typeface="Shruti"/>
-        <a:font script="Khmr" typeface="DaunPenh"/>
-        <a:font script="Knda" typeface="Tunga"/>
-        <a:font script="Guru" typeface="Raavi"/>
-        <a:font script="Cans" typeface="Euphemia"/>
-        <a:font script="Cher" typeface="Plantagenet Cherokee"/>
-        <a:font script="Yiii" typeface="Microsoft Yi Baiti"/>
-        <a:font script="Tibt" typeface="Microsoft Himalaya"/>
-        <a:font script="Thaa" typeface="MV Boli"/>
-        <a:font script="Deva" typeface="Mangal"/>
-        <a:font script="Telu" typeface="Gautami"/>
-        <a:font script="Taml" typeface="Latha"/>
-        <a:font script="Syrc" typeface="Estrangelo Edessa"/>
-        <a:font script="Orya" typeface="Kalinga"/>
-        <a:font script="Mlym" typeface="Kartika"/>
-        <a:font script="Laoo" typeface="DokChampa"/>
-        <a:font script="Sinh" typeface="Iskoola Pota"/>
-        <a:font script="Mong" typeface="Mongolian Baiti"/>
-        <a:font script="Viet" typeface="Arial"/>
-        <a:font script="Uigh" typeface="Microsoft Uighur"/>
-        <a:font script="Geor" typeface="Sylfaen"/>
       </a:minorFont>
     </a:fontScheme>
-    <a:fmtScheme name="Office">
+    <a:fmtScheme>
       <a:fillStyleLst>
         <a:solidFill>
           <a:schemeClr val="phClr"/>
         </a:solidFill>
-        <a:gradFill rotWithShape="1">
+        <a:gradFill>
           <a:gsLst>
             <a:gs pos="0">
               <a:schemeClr val="phClr">
                 <a:lumMod val="110000"/>
-                <a:satMod val="105000"/>
                 <a:tint val="67000"/>
               </a:schemeClr>
             </a:gs>
             <a:gs pos="50000">
               <a:schemeClr val="phClr">
                 <a:lumMod val="105000"/>
-                <a:satMod val="103000"/>
                 <a:tint val="73000"/>
               </a:schemeClr>
             </a:gs>
             <a:gs pos="100000">
               <a:schemeClr val="phClr">
                 <a:lumMod val="105000"/>
-                <a:satMod val="109000"/>
                 <a:tint val="81000"/>
               </a:schemeClr>
             </a:gs>
           </a:gsLst>
           <a:lin ang="5400000" scaled="0"/>
+          <a:tileRect l="0" t="0" r="0" b="0"/>
         </a:gradFill>
-        <a:gradFill rotWithShape="1">
+        <a:gradFill>
           <a:gsLst>
             <a:gs pos="0">
               <a:schemeClr val="phClr">
-                <a:satMod val="103000"/>
                 <a:lumMod val="102000"/>
                 <a:tint val="94000"/>
               </a:schemeClr>
             </a:gs>
             <a:gs pos="50000">
               <a:schemeClr val="phClr">
-                <a:satMod val="110000"/>
                 <a:lumMod val="100000"/>
                 <a:shade val="100000"/>
               </a:schemeClr>
@@ -1092,33 +1377,24 @@
             <a:gs pos="100000">
               <a:schemeClr val="phClr">
                 <a:lumMod val="99000"/>
-                <a:satMod val="120000"/>
                 <a:shade val="78000"/>
               </a:schemeClr>
             </a:gs>
           </a:gsLst>
           <a:lin ang="5400000" scaled="0"/>
+          <a:tileRect l="0" t="0" r="0" b="0"/>
         </a:gradFill>
       </a:fillStyleLst>
       <a:lnStyleLst>
         <a:ln w="6350" cap="flat" cmpd="sng" algn="ctr">
-          <a:solidFill>
-            <a:schemeClr val="phClr"/>
-          </a:solidFill>
           <a:prstDash val="solid"/>
           <a:miter lim="800000"/>
         </a:ln>
         <a:ln w="12700" cap="flat" cmpd="sng" algn="ctr">
-          <a:solidFill>
-            <a:schemeClr val="phClr"/>
-          </a:solidFill>
           <a:prstDash val="solid"/>
           <a:miter lim="800000"/>
         </a:ln>
         <a:ln w="19050" cap="flat" cmpd="sng" algn="ctr">
-          <a:solidFill>
-            <a:schemeClr val="phClr"/>
-          </a:solidFill>
           <a:prstDash val="solid"/>
           <a:miter lim="800000"/>
         </a:ln>
@@ -1131,13 +1407,7 @@
           <a:effectLst/>
         </a:effectStyle>
         <a:effectStyle>
-          <a:effectLst>
-            <a:outerShdw blurRad="57150" dist="19050" dir="5400000" algn="ctr" rotWithShape="0">
-              <a:srgbClr val="000000">
-                <a:alpha val="63000"/>
-              </a:srgbClr>
-            </a:outerShdw>
-          </a:effectLst>
+          <a:effectLst/>
         </a:effectStyle>
       </a:effectStyleLst>
       <a:bgFillStyleLst>
@@ -1147,15 +1417,13 @@
         <a:solidFill>
           <a:schemeClr val="phClr">
             <a:tint val="95000"/>
-            <a:satMod val="170000"/>
           </a:schemeClr>
         </a:solidFill>
-        <a:gradFill rotWithShape="1">
+        <a:gradFill>
           <a:gsLst>
             <a:gs pos="0">
               <a:schemeClr val="phClr">
                 <a:tint val="93000"/>
-                <a:satMod val="150000"/>
                 <a:shade val="98000"/>
                 <a:lumMod val="102000"/>
               </a:schemeClr>
@@ -1163,7 +1431,6 @@
             <a:gs pos="50000">
               <a:schemeClr val="phClr">
                 <a:tint val="98000"/>
-                <a:satMod val="130000"/>
                 <a:shade val="90000"/>
                 <a:lumMod val="103000"/>
               </a:schemeClr>
@@ -1171,21 +1438,14 @@
             <a:gs pos="100000">
               <a:schemeClr val="phClr">
                 <a:shade val="63000"/>
-                <a:satMod val="120000"/>
               </a:schemeClr>
             </a:gs>
           </a:gsLst>
           <a:lin ang="5400000" scaled="0"/>
+          <a:tileRect l="0" t="0" r="0" b="0"/>
         </a:gradFill>
       </a:bgFillStyleLst>
     </a:fmtScheme>
   </a:themeElements>
-  <a:objectDefaults/>
-  <a:extraClrSchemeLst/>
-  <a:extLst>
-    <a:ext uri="{05A4C25C-085E-4340-85A3-A5531E510DB2}">
-      <thm15:themeFamily xmlns:thm15="http://schemas.microsoft.com/office/thememl/2012/main" name="Office Theme" id="{62F939B6-93AF-4DB8-9C6B-D6C7DFDC589F}" vid="{4A3C46E8-61CC-4603-A589-7422A47A8E4A}"/>
-    </a:ext>
-  </a:extLst>
 </a:theme>
 </file>
--- a/docs/JavaCandidateTask_developer-1.docx
+++ b/docs/JavaCandidateTask_developer-1.docx
@@ -264,73 +264,7 @@
       </w:pPr>
       <w:r>
         <w:rPr/>
-        <w:t>{</w:t>
-      </w:r>
-    </w:p>
-    <w:p>
-      <w:pPr>
-        <w:pStyle w:val="Normal"/>
-        <w:rPr/>
-      </w:pPr>
-      <w:r>
-        <w:rPr/>
-        <w:t xml:space="preserve"> </w:t>
-      </w:r>
-      <w:r>
-        <w:rPr/>
-        <w:t>"requestId": "b89577fe-8c37-4962-8af3-7cb89a245160",</w:t>
-      </w:r>
-    </w:p>
-    <w:p>
-      <w:pPr>
-        <w:pStyle w:val="Normal"/>
-        <w:rPr/>
-      </w:pPr>
-      <w:r>
-        <w:rPr/>
-        <w:t xml:space="preserve"> </w:t>
-      </w:r>
-      <w:r>
-        <w:rPr/>
-        <w:t xml:space="preserve">"timestamp": 1586335186721, // UTC </w:t>
-      </w:r>
-    </w:p>
-    <w:p>
-      <w:pPr>
-        <w:pStyle w:val="Normal"/>
-        <w:rPr/>
-      </w:pPr>
-      <w:r>
-        <w:rPr/>
-        <w:t xml:space="preserve"> </w:t>
-      </w:r>
-      <w:r>
-        <w:rPr/>
-        <w:t>"client": "1234",</w:t>
-      </w:r>
-    </w:p>
-    <w:p>
-      <w:pPr>
-        <w:pStyle w:val="Normal"/>
-        <w:rPr/>
-      </w:pPr>
-      <w:r>
-        <w:rPr/>
-        <w:t>“</w:t>
-      </w:r>
-      <w:r>
-        <w:rPr/>
-        <w:t>currency”:”EUR”</w:t>
-      </w:r>
-    </w:p>
-    <w:p>
-      <w:pPr>
-        <w:pStyle w:val="Normal"/>
-        <w:rPr/>
-      </w:pPr>
-      <w:r>
-        <w:rPr/>
-        <w:t>}</w:t>
+        <w:t>{"requestId": "b89577fe-8c37-4962-8af3-7cb89a245160", "timestamp": 1586335186721,"client":"1234",“currency”:”EUR”}</w:t>
       </w:r>
     </w:p>
     <w:p>
@@ -380,87 +314,7 @@
       </w:pPr>
       <w:r>
         <w:rPr/>
-        <w:t>{</w:t>
-      </w:r>
-    </w:p>
-    <w:p>
-      <w:pPr>
-        <w:pStyle w:val="Normal"/>
-        <w:rPr/>
-      </w:pPr>
-      <w:r>
-        <w:rPr/>
-        <w:t xml:space="preserve"> </w:t>
-      </w:r>
-      <w:r>
-        <w:rPr/>
-        <w:t>"requestId": "b89577fe-8c37-4962-8af3-7cb89a24q909",</w:t>
-      </w:r>
-    </w:p>
-    <w:p>
-      <w:pPr>
-        <w:pStyle w:val="Normal"/>
-        <w:rPr/>
-      </w:pPr>
-      <w:r>
-        <w:rPr/>
-        <w:t xml:space="preserve"> </w:t>
-      </w:r>
-      <w:r>
-        <w:rPr/>
-        <w:t>"timestamp": 1586335186721,</w:t>
-      </w:r>
-    </w:p>
-    <w:p>
-      <w:pPr>
-        <w:pStyle w:val="Normal"/>
-        <w:rPr/>
-      </w:pPr>
-      <w:r>
-        <w:rPr/>
-        <w:t xml:space="preserve"> </w:t>
-      </w:r>
-      <w:r>
-        <w:rPr/>
-        <w:t>"client": "1234",</w:t>
-      </w:r>
-    </w:p>
-    <w:p>
-      <w:pPr>
-        <w:pStyle w:val="Normal"/>
-        <w:rPr/>
-      </w:pPr>
-      <w:r>
-        <w:rPr/>
-        <w:t>“</w:t>
-      </w:r>
-      <w:r>
-        <w:rPr/>
-        <w:t>currency”:”EUR”,</w:t>
-      </w:r>
-    </w:p>
-    <w:p>
-      <w:pPr>
-        <w:pStyle w:val="Normal"/>
-        <w:rPr/>
-      </w:pPr>
-      <w:r>
-        <w:rPr/>
-        <w:t xml:space="preserve"> </w:t>
-      </w:r>
-      <w:r>
-        <w:rPr/>
-        <w:t>"period": 24</w:t>
-      </w:r>
-    </w:p>
-    <w:p>
-      <w:pPr>
-        <w:pStyle w:val="Normal"/>
-        <w:rPr/>
-      </w:pPr>
-      <w:r>
-        <w:rPr/>
-        <w:t>}</w:t>
+        <w:t>{"requestId": "b89577fe-8c37-4962-8af3-7cb89a24q909","timestamp": 1586335186721,"client":"1234",“currency”:”EUR”,"period": 24}</w:t>
       </w:r>
     </w:p>
     <w:p>
@@ -1175,6 +1029,7 @@
     <w:qFormat/>
     <w:pPr>
       <w:widowControl/>
+      <w:suppressAutoHyphens w:val="true"/>
       <w:bidi w:val="0"/>
       <w:spacing w:lineRule="auto" w:line="259" w:before="0" w:after="160"/>
       <w:jc w:val="start"/>
@@ -1196,8 +1051,8 @@
     <w:qFormat/>
     <w:rPr/>
   </w:style>
-  <w:style w:type="paragraph" w:styleId="Heading">
-    <w:name w:val="Heading"/>
+  <w:style w:type="paragraph" w:styleId="Style14">
+    <w:name w:val="Заглавие"/>
     <w:basedOn w:val="Normal"/>
     <w:next w:val="BodyText"/>
     <w:qFormat/>
@@ -1206,7 +1061,7 @@
       <w:spacing w:before="240" w:after="120"/>
     </w:pPr>
     <w:rPr>
-      <w:rFonts w:ascii="Liberation Sans" w:hAnsi="Liberation Sans" w:eastAsia="Noto Sans CJK SC" w:cs="Noto Sans Devanagari"/>
+      <w:rFonts w:ascii="Liberation Sans" w:hAnsi="Liberation Sans" w:eastAsia="Noto Sans CJK SC" w:cs="Lohit Devanagari"/>
       <w:sz w:val="28"/>
       <w:szCs w:val="28"/>
     </w:rPr>
@@ -1243,8 +1098,34 @@
       <w:szCs w:val="24"/>
     </w:rPr>
   </w:style>
-  <w:style w:type="paragraph" w:styleId="Index">
-    <w:name w:val="Index"/>
+  <w:style w:type="paragraph" w:styleId="Style15">
+    <w:name w:val="Указател"/>
+    <w:basedOn w:val="Normal"/>
+    <w:qFormat/>
+    <w:pPr>
+      <w:suppressLineNumbers/>
+    </w:pPr>
+    <w:rPr>
+      <w:rFonts w:cs="Lohit Devanagari"/>
+    </w:rPr>
+  </w:style>
+  <w:style w:type="paragraph" w:styleId="user">
+    <w:name w:val="Заглавие (user)"/>
+    <w:basedOn w:val="Normal"/>
+    <w:next w:val="BodyText"/>
+    <w:qFormat/>
+    <w:pPr>
+      <w:keepNext w:val="true"/>
+      <w:spacing w:before="240" w:after="120"/>
+    </w:pPr>
+    <w:rPr>
+      <w:rFonts w:ascii="Liberation Sans" w:hAnsi="Liberation Sans" w:eastAsia="Noto Sans CJK SC" w:cs="Noto Sans Devanagari"/>
+      <w:sz w:val="28"/>
+      <w:szCs w:val="28"/>
+    </w:rPr>
+  </w:style>
+  <w:style w:type="paragraph" w:styleId="user1">
+    <w:name w:val="Указател (user)"/>
     <w:basedOn w:val="Normal"/>
     <w:qFormat/>
     <w:pPr>
@@ -1254,8 +1135,8 @@
       <w:rFonts w:cs="Noto Sans Devanagari"/>
     </w:rPr>
   </w:style>
-  <w:style w:type="numbering" w:styleId="NoList" w:default="1">
-    <w:name w:val="No List"/>
+  <w:style w:type="numbering" w:styleId="user2" w:default="1">
+    <w:name w:val="Без списък (user)"/>
     <w:uiPriority w:val="99"/>
     <w:semiHidden/>
     <w:unhideWhenUsed/>
